--- a/dist/SUBMISSION_FINAL/P3_Vietnam_APJM/03_cover_letter.docx
+++ b/dist/SUBMISSION_FINAL/P3_Vietnam_APJM/03_cover_letter.docx
@@ -50,35 +50,7 @@
           <w:bCs/>
           <w:b/>
         </w:rPr>
-        <w:t xml:space="preserve">Submission of Manuscript:</w:t>
-      </w:r>
-      <w:r>
-        <w:rPr>
-          <w:bCs/>
-          <w:b/>
-        </w:rPr>
-        <w:t xml:space="preserve"> </w:t>
-      </w:r>
-      <w:r>
-        <w:rPr>
-          <w:bCs/>
-          <w:b/>
-        </w:rPr>
-        <w:t xml:space="preserve">“</w:t>
-      </w:r>
-      <w:r>
-        <w:rPr>
-          <w:bCs/>
-          <w:b/>
-        </w:rPr>
-        <w:t xml:space="preserve">Revisiting the Internationalisation–Performance Relationship in an Emerging Market: The Roles of Technological Capability and Foundational Digital Adoption</w:t>
-      </w:r>
-      <w:r>
-        <w:rPr>
-          <w:bCs/>
-          <w:b/>
-        </w:rPr>
-        <w:t xml:space="preserve">”</w:t>
+        <w:t xml:space="preserve">Submission of Manuscript: "Revisiting the Internationalisation–Performance Relationship in an Emerging Market: The Roles of Technological Capability and Foundational Digital Adoption"</w:t>
       </w:r>
     </w:p>
     <w:p>
@@ -130,7 +102,7 @@
         <w:pStyle w:val="BodyText"/>
       </w:pPr>
       <w:r>
-        <w:t xml:space="preserve">APJM is the natural venue for this work. The journal’s mandate of advancing management and organisation theory in and about the Asia-Pacific fits a study whose central contribution is theoretical: we show that the performance value of foundational digital adoption is institutionally contingent, behaving as a saturated hygiene factor rather than a differentiating capability in a transitional Asia-Pacific economy, and that it requires a depth threshold before it can reshape the export–performance relationship. Vietnam serves not as a parochial case but as a theoretically informative setting in which to test boundary conditions on the digital-internationalisation and institutional-voids literatures that APJM has helped shape. The three-wave design (spanning WTO accession in 2007, CPTPP ratification in 2019, and the post-COVID digital-economy push in 2023) lets us trace how an institutional trajectory reshapes a capability–performance link over fourteen years, the kind of context-rich, theory-extending evidence APJM prizes. The paper engages directly with the cross-national I–P debate (e.g., Wu, Fan, &amp; Chen, 2022,</w:t>
+        <w:t xml:space="preserve">APJM is the natural venue for this work. The journal's mandate of advancing management and organisation theory in and about the Asia-Pacific fits a study whose central contribution is theoretical: we show that the performance value of foundational digital adoption is institutionally contingent, behaving as a saturated hygiene factor rather than a differentiating capability in a transitional Asia-Pacific economy, and that it requires a depth threshold before it can reshape the export–performance relationship. Vietnam serves not as a parochial case but as a theoretically informative setting in which to test boundary conditions on the digital-internationalisation and institutional-voids literatures that APJM has helped shape. The three-wave design (spanning WTO accession in 2007, CPTPP ratification in 2019, and the post-COVID digital-economy push in 2023) lets us trace how an institutional trajectory reshapes a capability–performance link over fourteen years, the kind of context-rich, theory-extending evidence APJM prizes. The paper engages directly with the cross-national I–P debate (e.g., Wu, Fan, &amp; Chen, 2022,</w:t>
       </w:r>
       <w:r>
         <w:t xml:space="preserve"> </w:t>
@@ -163,7 +135,39 @@
         <w:pStyle w:val="BodyText"/>
       </w:pPr>
       <w:r>
-        <w:t xml:space="preserve">First, the study provides multi-wave within-country evidence that the inverted-U between export intensity and labour productivity is structurally durable: turning points cluster at 39–46% across all three waves (Lind–Mehlum test p ≤ .013 per wave; p &lt; .001 pooled), a 7-percentage-point band sustained through 14 years of major institutional change. This durability — confirmed against Pisani, Garcia-Bernardo, and Heemskerk’s (2020,</w:t>
+        <w:t xml:space="preserve">First, the study provides multi-wave within-country evidence that the apparent inverted-U between export intensity and labour productivity is structurally durable in standard FSTS-and-FSTS² specifications: turning points cluster at 39–46% across all three waves (Lind–Mehlum test p ≤ .013 per wave; p &lt; .001 pooled), a 7-percentage-point band sustained through 14 years of major institutional change. Critically, decomposition shows this is best read as a</w:t>
+      </w:r>
+      <w:r>
+        <w:t xml:space="preserve"> </w:t>
+      </w:r>
+      <w:r>
+        <w:rPr>
+          <w:iCs/>
+          <w:i/>
+        </w:rPr>
+        <w:t xml:space="preserve">step function across the export-participation barrier</w:t>
+      </w:r>
+      <w:r>
+        <w:t xml:space="preserve"> </w:t>
+      </w:r>
+      <w:r>
+        <w:t xml:space="preserve">— when refit on the exporter-only subsample the quadratic FSTS term collapses to non-significance (β = −0.200, p = .660) — consistent with the well-established trade-and-selection mechanisms of Melitz (2003), Wagner (2007), and Bernard et al. (2007, 2012). Our contribution is to document that in three Vietnamese WBES cross-sections, the participation-margin effect is large enough to explain the</w:t>
+      </w:r>
+      <w:r>
+        <w:t xml:space="preserve"> </w:t>
+      </w:r>
+      <w:r>
+        <w:rPr>
+          <w:iCs/>
+          <w:i/>
+        </w:rPr>
+        <w:t xml:space="preserve">entire</w:t>
+      </w:r>
+      <w:r>
+        <w:t xml:space="preserve"> </w:t>
+      </w:r>
+      <w:r>
+        <w:t xml:space="preserve">apparent inverted-U; we therefore qualify rather than overturn the cross-national skepticism of Pisani, Garcia-Bernardo, and Heemskerk (2020,</w:t>
       </w:r>
       <w:r>
         <w:t xml:space="preserve"> </w:t>
@@ -176,7 +180,7 @@
         <w:t xml:space="preserve">Strategic Management Journal</w:t>
       </w:r>
       <w:r>
-        <w:t xml:space="preserve">) cross-national skepticism — is most informative as a boundary-condition finding rather than a replication, because it establishes that single-country institutional contexts preserve functional-form regularity that cross-national pooling obscures.</w:t>
+        <w:t xml:space="preserve">).</w:t>
       </w:r>
     </w:p>
     <w:p>
@@ -212,7 +216,7 @@
         <w:pStyle w:val="BodyText"/>
       </w:pPr>
       <w:r>
-        <w:t xml:space="preserve">This manuscript is original, has not been published previously, and is not under consideration elsewhere. All authors approve the submission. The authors declare no conflict of interest. No specific grant from any funding agency was received. The use of WBES data is subject to the World Bank’s standard data agreement; the raw microdata will be made available to the editorial team upon request, consistent with World Bank open-data policy.</w:t>
+        <w:t xml:space="preserve">This manuscript is original, has not been published previously, and is not under consideration elsewhere. All authors approve the submission. The authors declare no conflict of interest. No specific grant from any funding agency was received. The use of WBES data is subject to the World Bank's standard data agreement; the raw microdata will be made available to the editorial team upon request, consistent with World Bank open-data policy.</w:t>
       </w:r>
     </w:p>
     <w:p>
@@ -292,7 +296,7 @@
         <w:pStyle w:val="FirstParagraph"/>
       </w:pPr>
       <w:r>
-        <w:t xml:space="preserve">We hope the manuscript will be of interest to APJM’s readership. We look forward to the review process.</w:t>
+        <w:t xml:space="preserve">We hope the manuscript will be of interest to APJM's readership. We look forward to the review process.</w:t>
       </w:r>
     </w:p>
     <w:p>
@@ -330,7 +334,24 @@
         <w:t xml:space="preserve"> </w:t>
       </w:r>
       <w:r>
-        <w:t xml:space="preserve">Email: huongp1323001@gstudent.ctu.edu.vn | ORCID: 0000-0002-7711-2487</w:t>
+        <w:t xml:space="preserve">Email:</w:t>
+      </w:r>
+      <w:r>
+        <w:t xml:space="preserve"> </w:t>
+      </w:r>
+      <w:hyperlink r:id="rId20">
+        <w:r>
+          <w:rPr>
+            <w:rStyle w:val="Hyperlink"/>
+          </w:rPr>
+          <w:t xml:space="preserve">thuyhuongctu@gmail.com</w:t>
+        </w:r>
+      </w:hyperlink>
+      <w:r>
+        <w:t xml:space="preserve"> </w:t>
+      </w:r>
+      <w:r>
+        <w:t xml:space="preserve">| ORCID: 0000-0002-7711-2487</w:t>
       </w:r>
     </w:p>
     <w:p>
@@ -370,7 +391,24 @@
         <w:t xml:space="preserve"> </w:t>
       </w:r>
       <w:r>
-        <w:t xml:space="preserve">Email: patu@ctu.edu.vn | ORCID: 0000-0003-0667-3137</w:t>
+        <w:t xml:space="preserve">Email:</w:t>
+      </w:r>
+      <w:r>
+        <w:t xml:space="preserve"> </w:t>
+      </w:r>
+      <w:hyperlink r:id="rId21">
+        <w:r>
+          <w:rPr>
+            <w:rStyle w:val="Hyperlink"/>
+          </w:rPr>
+          <w:t xml:space="preserve">patu@ctu.edu.vn</w:t>
+        </w:r>
+      </w:hyperlink>
+      <w:r>
+        <w:t xml:space="preserve"> </w:t>
+      </w:r>
+      <w:r>
+        <w:t xml:space="preserve">| ORCID: 0000-0003-0667-3137</w:t>
       </w:r>
     </w:p>
     <w:sectPr>
